--- a/Customer_Sales_Summary_Karen.docx
+++ b/Customer_Sales_Summary_Karen.docx
@@ -8,7 +8,7 @@
         <w:jc w:val="center"/>
       </w:pPr>
       <w:r>
-        <w:t>KAREN BRANCH - CUSTOMER SALES PERFORMANCE REPORT</w:t>
+        <w:t>CUSTOMER SALES PERFORMANCE REPORT - KAREN</w:t>
       </w:r>
     </w:p>
     <w:p>
@@ -33,7 +33,7 @@
     </w:p>
     <w:p>
       <w:r>
-        <w:t>This report consolidates customer sales performance for the Karen Branch from January to April 2026. The total sales generated across all tracked customers was KES 196,466,791.72, delivering a gross profit of KES 14,973,898.98 (Overall Margin: 7.62%).</w:t>
+        <w:t>This report consolidates customer sales performance from January to April 2026. The total inclusive sales generated across all tracked customers was KES 227,901,479, delivering a gross profit of KES 17,369,722.82 (Overall Margin: 7.62%).</w:t>
       </w:r>
     </w:p>
     <w:p>
@@ -197,7 +197,7 @@
           </w:tcPr>
           <w:p>
             <w:r>
-              <w:t>5,854,783.96</w:t>
+              <w:t>6,791,549.39</w:t>
             </w:r>
           </w:p>
         </w:tc>
@@ -239,7 +239,7 @@
           </w:tcPr>
           <w:p>
             <w:r>
-              <w:t>2,053,499.93</w:t>
+              <w:t>2,382,059.92</w:t>
             </w:r>
           </w:p>
         </w:tc>
@@ -281,7 +281,7 @@
           </w:tcPr>
           <w:p>
             <w:r>
-              <w:t>826,399.97</w:t>
+              <w:t>958,623.97</w:t>
             </w:r>
           </w:p>
         </w:tc>
@@ -323,7 +323,7 @@
           </w:tcPr>
           <w:p>
             <w:r>
-              <w:t>667,983.82</w:t>
+              <w:t>774,861.23</w:t>
             </w:r>
           </w:p>
         </w:tc>
@@ -365,7 +365,7 @@
           </w:tcPr>
           <w:p>
             <w:r>
-              <w:t>804,982.49</w:t>
+              <w:t>933,779.69</w:t>
             </w:r>
           </w:p>
         </w:tc>
@@ -407,7 +407,7 @@
           </w:tcPr>
           <w:p>
             <w:r>
-              <w:t>668,058.74</w:t>
+              <w:t>774,948.14</w:t>
             </w:r>
           </w:p>
         </w:tc>
@@ -449,7 +449,7 @@
           </w:tcPr>
           <w:p>
             <w:r>
-              <w:t>207,237.91</w:t>
+              <w:t>240,395.98</w:t>
             </w:r>
           </w:p>
         </w:tc>
@@ -491,7 +491,7 @@
           </w:tcPr>
           <w:p>
             <w:r>
-              <w:t>187,938.63</w:t>
+              <w:t>218,008.81</w:t>
             </w:r>
           </w:p>
         </w:tc>
@@ -533,7 +533,7 @@
           </w:tcPr>
           <w:p>
             <w:r>
-              <w:t>278,453.32</w:t>
+              <w:t>323,005.85</w:t>
             </w:r>
           </w:p>
         </w:tc>
@@ -575,7 +575,7 @@
           </w:tcPr>
           <w:p>
             <w:r>
-              <w:t>135,372.43</w:t>
+              <w:t>157,032.02</w:t>
             </w:r>
           </w:p>
         </w:tc>
@@ -592,11 +592,17 @@
       </w:tr>
     </w:tbl>
     <w:p>
+      <w:r>
+        <w:br/>
+        <w:t>Note: Karen -Cash Customer remains our largest generic channel. Focus on retaining high margin corporate or individual accounts.</w:t>
+      </w:r>
+    </w:p>
+    <w:p>
       <w:pPr>
         <w:pStyle w:val="Heading1"/>
       </w:pPr>
       <w:r>
-        <w:t>3. Monthly Performance Breakdown</w:t>
+        <w:t>3. Monthly Performance Trend</w:t>
       </w:r>
     </w:p>
     <w:p>
